--- a/文档/产品/数字化运营方案-Linkedevery智能体中台建设方案-v3.docx
+++ b/文档/产品/数字化运营方案-Linkedevery智能体中台建设方案-v3.docx
@@ -2137,10 +2137,7 @@
         <w:pStyle w:val="Heading2"/>
       </w:pPr>
       <w:r>
-        <w:rPr>
-          <w:color w:val="003366"/>
-        </w:rPr>
-        <w:t>3.5 TRL/IRL 在 Linkedevery 中的应用</w:t>
+        <w:t>3.6 TRL/IRL 在 Linkedevery 中的应用</w:t>
       </w:r>
     </w:p>
     <w:p>
@@ -5878,10 +5875,7 @@
     </w:p>
     <w:p>
       <w:r>
-        <w:rPr>
-          <w:b/>
-        </w:rPr>
-        <w:t>【核心】四维匹配逻辑：</w:t>
+        <w:t>【核心】六维度匹配逻辑（v3.0更新）：</w:t>
       </w:r>
     </w:p>
     <w:p>
@@ -5893,34 +5887,37 @@
     </w:p>
     <w:p>
       <w:r>
-        <w:rPr>
-          <w:b w:val="0"/>
-        </w:rPr>
-        <w:t>第一维：行业匹配（权重 40%）—— 以"行业"为第一匹配维度</w:t>
-      </w:r>
-    </w:p>
-    <w:p>
-      <w:r>
-        <w:rPr>
-          <w:b w:val="0"/>
-        </w:rPr>
-        <w:t>第二维：TRL/IRL 适配度（权重 30%）—— 最佳带教距离：导师 TRL 领先企业 IRL 1-2 级</w:t>
-      </w:r>
-    </w:p>
-    <w:p>
-      <w:r>
-        <w:rPr>
-          <w:b w:val="0"/>
-        </w:rPr>
-        <w:t>第三维：L1-L4 需求等级（权重 20%）—— 诊断企业需要什么等级的导师</w:t>
-      </w:r>
-    </w:p>
-    <w:p>
-      <w:r>
-        <w:rPr>
-          <w:b w:val="0"/>
-        </w:rPr>
-        <w:t>第四维：五横五纵五级（权重 10%）—— 全面评估能力和场景覆盖</w:t>
+        <w:t>第一维：行业匹配（权重 30%）—— 以"行业"为第一匹配维度</w:t>
+      </w:r>
+    </w:p>
+    <w:p>
+      <w:r>
+        <w:t>第二维：TRL/IRL 适配度（权重 20%）—— 最佳带教距离：导师 TRL 领先企业 IRL 1-2 级</w:t>
+      </w:r>
+    </w:p>
+    <w:p>
+      <w:r>
+        <w:t>第二维：技能对齐度（权重 20%）—— 导师技能与企业需求匹配</w:t>
+      </w:r>
+    </w:p>
+    <w:p>
+      <w:r>
+        <w:t>第三维：TRL/IRL 适配度（权重 20%）—— 最佳带教距离：导师 TRL 领先企业 IRL 1-2 级</w:t>
+      </w:r>
+    </w:p>
+    <w:p>
+      <w:r>
+        <w:t>第四维：规模适配度（权重 10%）—— 企业规模与导师服务能力匹配</w:t>
+      </w:r>
+    </w:p>
+    <w:p>
+      <w:r>
+        <w:t>第五维：服务形式（权重 10%）—— 陪跑/咨询/培训/方案评审等服务形式匹配</w:t>
+      </w:r>
+    </w:p>
+    <w:p>
+      <w:r>
+        <w:t>第六维：地域时间（权重 10%）—— 城市、通勤、响应周期、项目时长匹配</w:t>
       </w:r>
     </w:p>
     <w:p>
@@ -7216,7 +7213,7 @@
         <w:pStyle w:val="ListBullet"/>
       </w:pPr>
       <w:r>
-        <w:t>A3匹配Agent：四维匹配计算引擎，支持批量打分和实时打分</w:t>
+        <w:t>A3匹配Agent：六维度匹配计算引擎（v3.0更新），支持批量打分和实时打分</w:t>
       </w:r>
     </w:p>
     <w:p>
@@ -7719,10 +7716,7 @@
     </w:p>
     <w:p>
       <w:r>
-        <w:rPr>
-          <w:b/>
-        </w:rPr>
-        <w:t>【核心】四维加权评分模型</w:t>
+        <w:t>【核心】六维度加权评分模型（v3.0更新）</w:t>
       </w:r>
     </w:p>
     <w:p>
@@ -7742,34 +7736,37 @@
     </w:p>
     <w:p>
       <w:r>
-        <w:rPr>
-          <w:b w:val="0"/>
-        </w:rPr>
-        <w:t>行业匹配（权重 40%）—— 完全匹配100分，相关70分，不匹配30分</w:t>
-      </w:r>
-    </w:p>
-    <w:p>
-      <w:r>
-        <w:rPr>
-          <w:b w:val="0"/>
-        </w:rPr>
-        <w:t>TRL/IRL适配度（权重 30%）—— 最佳带教距离100分，同级80分，差距大50分</w:t>
-      </w:r>
-    </w:p>
-    <w:p>
-      <w:r>
-        <w:rPr>
-          <w:b w:val="0"/>
-        </w:rPr>
-        <w:t>L1-L4需求等级（权重 20%）—— 需求等级与导师类型匹配度</w:t>
-      </w:r>
-    </w:p>
-    <w:p>
-      <w:r>
-        <w:rPr>
-          <w:b w:val="0"/>
-        </w:rPr>
-        <w:t>五横五纵五级（权重 10%）—— 技能维度综合匹配</w:t>
+        <w:t>行业匹配（权重 30%）—— 完全匹配100分，相关70分，不匹配30分</w:t>
+      </w:r>
+    </w:p>
+    <w:p>
+      <w:r>
+        <w:t>TRL/IRL适配度（权重 20%）—— 最佳带教距离100分，同级80分，差距大50分</w:t>
+      </w:r>
+    </w:p>
+    <w:p>
+      <w:r>
+        <w:t>技能对齐度（权重 20%）—— 导师技能与企业需求匹配</w:t>
+      </w:r>
+    </w:p>
+    <w:p>
+      <w:r>
+        <w:t>TRL/IRL适配度（权重 20%）—— 最佳带教距离：导师 TRL 领先企业 IRL 1-2 级</w:t>
+      </w:r>
+    </w:p>
+    <w:p>
+      <w:r>
+        <w:t>规模适配度（权重 10%）—— 企业规模与导师服务能力匹配</w:t>
+      </w:r>
+    </w:p>
+    <w:p>
+      <w:r>
+        <w:t>服务形式（权重 10%）—— 陪跑/咨询/培训/方案评审等服务形式匹配</w:t>
+      </w:r>
+    </w:p>
+    <w:p>
+      <w:r>
+        <w:t>地域时间（权重 10%）—— 城市、通勤、响应周期、项目时长匹配</w:t>
       </w:r>
     </w:p>
     <w:p>
@@ -7835,16 +7832,9 @@
       </w:r>
     </w:p>
     <w:p>
-      <w:pPr>
-        <w:pStyle w:val="Heading3"/>
-      </w:pPr>
-      <w:r>
-        <w:t>[v3.0新增] 六维度匹配模型</w:t>
-      </w:r>
-    </w:p>
-    <w:p>
-      <w:r>
-        <w:t>基于15个交叉点类型，采用六维度加权匹配模型，权重设计如下：</w:t>
+      <w:r>
+        <w:br/>
+        <w:t>[v3.0新增] 六维度匹配模型：基于15个交叉点类型，采用六维度加权匹配模型。前三维度权重 = 30% + 20% + 20% = 70% &gt; 66.67% ✅</w:t>
       </w:r>
     </w:p>
     <w:p>
@@ -9139,7 +9129,7 @@
         <w:pStyle w:val="ListBullet"/>
       </w:pPr>
       <w:r>
-        <w:t>实现四维匹配引擎（行业+TRL/IRL+L1-L4+五横五纵五级）</w:t>
+        <w:t>实现六维度匹配引擎（行业30%+技能20%+TRL/IRL20%+规模10%+服务10%+地域10%）</w:t>
       </w:r>
     </w:p>
     <w:p>
@@ -10638,248 +10628,6 @@
         <w:t>15个类型的升级路径：</w:t>
         <w:br/>
         <w:t>概念引导型 → 方案设计型 → 原型开发型 → 系统集成型 → 可行性验证型 → 工艺优化型 → 标准制定型 → 量产准备型 → 模拟验证型 → 真实环境型 → 规模推广型 → 运营优化型 → 深度集成型 → 生态构建型 → 持续创新型</w:t>
-      </w:r>
-    </w:p>
-    <w:tbl>
-      <w:tblPr>
-        <w:tblStyle w:val="TableGrid"/>
-        <w:tblW w:type="auto" w:w="0"/>
-        <w:tblLook w:firstColumn="1" w:firstRow="1" w:lastColumn="0" w:lastRow="0" w:noHBand="0" w:noVBand="1" w:val="04A0"/>
-      </w:tblPr>
-      <w:tblGrid>
-        <w:gridCol w:w="2880"/>
-        <w:gridCol w:w="2880"/>
-        <w:gridCol w:w="2880"/>
-      </w:tblGrid>
-      <w:tr>
-        <w:tc>
-          <w:tcPr>
-            <w:tcW w:type="dxa" w:w="2880"/>
-          </w:tcPr>
-          <w:p>
-            <w:r>
-              <w:t>维度</w:t>
-            </w:r>
-          </w:p>
-        </w:tc>
-        <w:tc>
-          <w:tcPr>
-            <w:tcW w:type="dxa" w:w="2880"/>
-          </w:tcPr>
-          <w:p>
-            <w:r>
-              <w:t>权重</w:t>
-            </w:r>
-          </w:p>
-        </w:tc>
-        <w:tc>
-          <w:tcPr>
-            <w:tcW w:type="dxa" w:w="2880"/>
-          </w:tcPr>
-          <w:p>
-            <w:r>
-              <w:t>说明</w:t>
-            </w:r>
-          </w:p>
-        </w:tc>
-      </w:tr>
-      <w:tr>
-        <w:tc>
-          <w:tcPr>
-            <w:tcW w:type="dxa" w:w="2880"/>
-          </w:tcPr>
-          <w:p>
-            <w:r>
-              <w:t>行业匹配度</w:t>
-            </w:r>
-          </w:p>
-        </w:tc>
-        <w:tc>
-          <w:tcPr>
-            <w:tcW w:type="dxa" w:w="2880"/>
-          </w:tcPr>
-          <w:p>
-            <w:r>
-              <w:t>30%</w:t>
-            </w:r>
-          </w:p>
-        </w:tc>
-        <w:tc>
-          <w:tcPr>
-            <w:tcW w:type="dxa" w:w="2880"/>
-          </w:tcPr>
-          <w:p>
-            <w:r>
-              <w:t>行业标签、子行业、产业链位置匹配（第一位）</w:t>
-            </w:r>
-          </w:p>
-        </w:tc>
-      </w:tr>
-      <w:tr>
-        <w:tc>
-          <w:tcPr>
-            <w:tcW w:type="dxa" w:w="2880"/>
-          </w:tcPr>
-          <w:p>
-            <w:r>
-              <w:t>技能对齐度</w:t>
-            </w:r>
-          </w:p>
-        </w:tc>
-        <w:tc>
-          <w:tcPr>
-            <w:tcW w:type="dxa" w:w="2880"/>
-          </w:tcPr>
-          <w:p>
-            <w:r>
-              <w:t>20%</w:t>
-            </w:r>
-          </w:p>
-        </w:tc>
-        <w:tc>
-          <w:tcPr>
-            <w:tcW w:type="dxa" w:w="2880"/>
-          </w:tcPr>
-          <w:p>
-            <w:r>
-              <w:t>导师技能与企业需求主题、CDIO能力匹配（第二位）</w:t>
-            </w:r>
-          </w:p>
-        </w:tc>
-      </w:tr>
-      <w:tr>
-        <w:tc>
-          <w:tcPr>
-            <w:tcW w:type="dxa" w:w="2880"/>
-          </w:tcPr>
-          <w:p>
-            <w:r>
-              <w:t>TRL/IRL适配度</w:t>
-            </w:r>
-          </w:p>
-        </w:tc>
-        <w:tc>
-          <w:tcPr>
-            <w:tcW w:type="dxa" w:w="2880"/>
-          </w:tcPr>
-          <w:p>
-            <w:r>
-              <w:t>20%</w:t>
-            </w:r>
-          </w:p>
-        </w:tc>
-        <w:tc>
-          <w:tcPr>
-            <w:tcW w:type="dxa" w:w="2880"/>
-          </w:tcPr>
-          <w:p>
-            <w:r>
-              <w:t>与需求等级、最佳带教距离直接相关（第三位）</w:t>
-            </w:r>
-          </w:p>
-        </w:tc>
-      </w:tr>
-      <w:tr>
-        <w:tc>
-          <w:tcPr>
-            <w:tcW w:type="dxa" w:w="2880"/>
-          </w:tcPr>
-          <w:p>
-            <w:r>
-              <w:t>规模适配度</w:t>
-            </w:r>
-          </w:p>
-        </w:tc>
-        <w:tc>
-          <w:tcPr>
-            <w:tcW w:type="dxa" w:w="2880"/>
-          </w:tcPr>
-          <w:p>
-            <w:r>
-              <w:t>10%</w:t>
-            </w:r>
-          </w:p>
-        </w:tc>
-        <w:tc>
-          <w:tcPr>
-            <w:tcW w:type="dxa" w:w="2880"/>
-          </w:tcPr>
-          <w:p>
-            <w:r>
-              <w:t>企业规模与导师服务方式、组织复杂度匹配</w:t>
-            </w:r>
-          </w:p>
-        </w:tc>
-      </w:tr>
-      <w:tr>
-        <w:tc>
-          <w:tcPr>
-            <w:tcW w:type="dxa" w:w="2880"/>
-          </w:tcPr>
-          <w:p>
-            <w:r>
-              <w:t>服务形式</w:t>
-            </w:r>
-          </w:p>
-        </w:tc>
-        <w:tc>
-          <w:tcPr>
-            <w:tcW w:type="dxa" w:w="2880"/>
-          </w:tcPr>
-          <w:p>
-            <w:r>
-              <w:t>10%</w:t>
-            </w:r>
-          </w:p>
-        </w:tc>
-        <w:tc>
-          <w:tcPr>
-            <w:tcW w:type="dxa" w:w="2880"/>
-          </w:tcPr>
-          <w:p>
-            <w:r>
-              <w:t>陪跑/咨询/培训/方案评审等服务形式匹配</w:t>
-            </w:r>
-          </w:p>
-        </w:tc>
-      </w:tr>
-      <w:tr>
-        <w:tc>
-          <w:tcPr>
-            <w:tcW w:type="dxa" w:w="2880"/>
-          </w:tcPr>
-          <w:p>
-            <w:r>
-              <w:t>地域时间</w:t>
-            </w:r>
-          </w:p>
-        </w:tc>
-        <w:tc>
-          <w:tcPr>
-            <w:tcW w:type="dxa" w:w="2880"/>
-          </w:tcPr>
-          <w:p>
-            <w:r>
-              <w:t>10%</w:t>
-            </w:r>
-          </w:p>
-        </w:tc>
-        <w:tc>
-          <w:tcPr>
-            <w:tcW w:type="dxa" w:w="2880"/>
-          </w:tcPr>
-          <w:p>
-            <w:r>
-              <w:t>城市、通勤、响应周期、项目时长匹配</w:t>
-            </w:r>
-          </w:p>
-        </w:tc>
-      </w:tr>
-    </w:tbl>
-    <w:p>
-      <w:r>
-        <w:br/>
-        <w:t>验证：前三维度权重 = 30% + 20% + 20% = 70% &gt; 66.67% ✅</w:t>
       </w:r>
     </w:p>
     <w:sectPr>

--- a/文档/产品/数字化运营方案-Linkedevery智能体中台建设方案-v3.docx
+++ b/文档/产品/数字化运营方案-Linkedevery智能体中台建设方案-v3.docx
@@ -2047,27 +2047,24 @@
       </w:r>
     </w:p>
     <w:p>
+      <w:pPr>
+        <w:pStyle w:val="Heading3"/>
+      </w:pPr>
+      <w:r>
+        <w:t>3.5 [v3.0新增] 15个交叉点类型</w:t>
+      </w:r>
+    </w:p>
+    <w:p>
+      <w:r>
+        <w:t>基于9×9匹配矩阵的最佳带教距离带（TRL - IRL = 1~2），定义15个交叉点类型，实现更精准的匹配：</w:t>
+      </w:r>
+    </w:p>
+    <w:p>
       <w:r>
         <w:rPr>
           <w:b w:val="0"/>
         </w:rPr>
         <w:t>最佳带教距离：导师 TRL 领先企业 IRL 1-2 级。</w:t>
-      </w:r>
-    </w:p>
-    <w:p>
-      <w:r/>
-    </w:p>
-    <w:p>
-      <w:pPr>
-        <w:pStyle w:val="Heading3"/>
-      </w:pPr>
-      <w:r>
-        <w:t>3.5 [v3.0新增] 15个交叉点类型</w:t>
-      </w:r>
-    </w:p>
-    <w:p>
-      <w:r>
-        <w:t>基于9×9匹配矩阵的最佳带教距离带（TRL - IRL = 1~2），定义15个交叉点类型，实现更精准的匹配和定价：</w:t>
       </w:r>
     </w:p>
     <w:p>
@@ -5892,11 +5889,6 @@
     </w:p>
     <w:p>
       <w:r>
-        <w:t>第二维：TRL/IRL 适配度（权重 20%）—— 最佳带教距离：导师 TRL 领先企业 IRL 1-2 级</w:t>
-      </w:r>
-    </w:p>
-    <w:p>
-      <w:r>
         <w:t>第二维：技能对齐度（权重 20%）—— 导师技能与企业需求匹配</w:t>
       </w:r>
     </w:p>
@@ -7716,7 +7708,10 @@
     </w:p>
     <w:p>
       <w:r>
-        <w:t>【核心】六维度加权评分模型（v3.0更新）</w:t>
+        <w:rPr>
+          <w:b/>
+        </w:rPr>
+        <w:t>【核心】四维加权评分模型</w:t>
       </w:r>
     </w:p>
     <w:p>
@@ -7834,7 +7829,7 @@
     <w:p>
       <w:r>
         <w:br/>
-        <w:t>[v3.0新增] 六维度匹配模型：基于15个交叉点类型，采用六维度加权匹配模型。前三维度权重 = 30% + 20% + 20% = 70% &gt; 66.67% ✅</w:t>
+        <w:t>[v3.0新增] 六维度匹配模型：基于15个交叉点类型，采用六维度加权匹配模型，权重设计如下：</w:t>
       </w:r>
     </w:p>
     <w:p>
@@ -10625,9 +10620,249 @@
     <w:p>
       <w:r>
         <w:br/>
-        <w:t>15个类型的升级路径：</w:t>
+        <w:t>升级路径：概念引导型→方案设计型→原型开发型→系统集成型→可行性验证型→工艺优化型→标准制定型→量产准备型→模拟验证型→真实环境型→规模推广型→运营优化型→深度集成型→生态构建型→持续创新型</w:t>
+      </w:r>
+    </w:p>
+    <w:tbl>
+      <w:tblPr>
+        <w:tblStyle w:val="TableGrid"/>
+        <w:tblW w:type="auto" w:w="0"/>
+        <w:tblLook w:firstColumn="1" w:firstRow="1" w:lastColumn="0" w:lastRow="0" w:noHBand="0" w:noVBand="1" w:val="04A0"/>
+      </w:tblPr>
+      <w:tblGrid>
+        <w:gridCol w:w="2880"/>
+        <w:gridCol w:w="2880"/>
+        <w:gridCol w:w="2880"/>
+      </w:tblGrid>
+      <w:tr>
+        <w:tc>
+          <w:tcPr>
+            <w:tcW w:type="dxa" w:w="2880"/>
+          </w:tcPr>
+          <w:p>
+            <w:r>
+              <w:t>维度</w:t>
+            </w:r>
+          </w:p>
+        </w:tc>
+        <w:tc>
+          <w:tcPr>
+            <w:tcW w:type="dxa" w:w="2880"/>
+          </w:tcPr>
+          <w:p>
+            <w:r>
+              <w:t>权重</w:t>
+            </w:r>
+          </w:p>
+        </w:tc>
+        <w:tc>
+          <w:tcPr>
+            <w:tcW w:type="dxa" w:w="2880"/>
+          </w:tcPr>
+          <w:p>
+            <w:r>
+              <w:t>说明</w:t>
+            </w:r>
+          </w:p>
+        </w:tc>
+      </w:tr>
+      <w:tr>
+        <w:tc>
+          <w:tcPr>
+            <w:tcW w:type="dxa" w:w="2880"/>
+          </w:tcPr>
+          <w:p>
+            <w:r>
+              <w:t>行业匹配度</w:t>
+            </w:r>
+          </w:p>
+        </w:tc>
+        <w:tc>
+          <w:tcPr>
+            <w:tcW w:type="dxa" w:w="2880"/>
+          </w:tcPr>
+          <w:p>
+            <w:r>
+              <w:t>30%</w:t>
+            </w:r>
+          </w:p>
+        </w:tc>
+        <w:tc>
+          <w:tcPr>
+            <w:tcW w:type="dxa" w:w="2880"/>
+          </w:tcPr>
+          <w:p>
+            <w:r>
+              <w:t>行业标签、子行业、产业链位置匹配（第一位）</w:t>
+            </w:r>
+          </w:p>
+        </w:tc>
+      </w:tr>
+      <w:tr>
+        <w:tc>
+          <w:tcPr>
+            <w:tcW w:type="dxa" w:w="2880"/>
+          </w:tcPr>
+          <w:p>
+            <w:r>
+              <w:t>技能对齐度</w:t>
+            </w:r>
+          </w:p>
+        </w:tc>
+        <w:tc>
+          <w:tcPr>
+            <w:tcW w:type="dxa" w:w="2880"/>
+          </w:tcPr>
+          <w:p>
+            <w:r>
+              <w:t>20%</w:t>
+            </w:r>
+          </w:p>
+        </w:tc>
+        <w:tc>
+          <w:tcPr>
+            <w:tcW w:type="dxa" w:w="2880"/>
+          </w:tcPr>
+          <w:p>
+            <w:r>
+              <w:t>导师技能与企业需求主题、CDIO能力匹配（第二位）</w:t>
+            </w:r>
+          </w:p>
+        </w:tc>
+      </w:tr>
+      <w:tr>
+        <w:tc>
+          <w:tcPr>
+            <w:tcW w:type="dxa" w:w="2880"/>
+          </w:tcPr>
+          <w:p>
+            <w:r>
+              <w:t>TRL/IRL适配度</w:t>
+            </w:r>
+          </w:p>
+        </w:tc>
+        <w:tc>
+          <w:tcPr>
+            <w:tcW w:type="dxa" w:w="2880"/>
+          </w:tcPr>
+          <w:p>
+            <w:r>
+              <w:t>20%</w:t>
+            </w:r>
+          </w:p>
+        </w:tc>
+        <w:tc>
+          <w:tcPr>
+            <w:tcW w:type="dxa" w:w="2880"/>
+          </w:tcPr>
+          <w:p>
+            <w:r>
+              <w:t>与需求等级、最佳带教距离直接相关（第三位）</w:t>
+            </w:r>
+          </w:p>
+        </w:tc>
+      </w:tr>
+      <w:tr>
+        <w:tc>
+          <w:tcPr>
+            <w:tcW w:type="dxa" w:w="2880"/>
+          </w:tcPr>
+          <w:p>
+            <w:r>
+              <w:t>规模适配度</w:t>
+            </w:r>
+          </w:p>
+        </w:tc>
+        <w:tc>
+          <w:tcPr>
+            <w:tcW w:type="dxa" w:w="2880"/>
+          </w:tcPr>
+          <w:p>
+            <w:r>
+              <w:t>10%</w:t>
+            </w:r>
+          </w:p>
+        </w:tc>
+        <w:tc>
+          <w:tcPr>
+            <w:tcW w:type="dxa" w:w="2880"/>
+          </w:tcPr>
+          <w:p>
+            <w:r>
+              <w:t>企业规模与导师服务方式、组织复杂度匹配</w:t>
+            </w:r>
+          </w:p>
+        </w:tc>
+      </w:tr>
+      <w:tr>
+        <w:tc>
+          <w:tcPr>
+            <w:tcW w:type="dxa" w:w="2880"/>
+          </w:tcPr>
+          <w:p>
+            <w:r>
+              <w:t>服务形式</w:t>
+            </w:r>
+          </w:p>
+        </w:tc>
+        <w:tc>
+          <w:tcPr>
+            <w:tcW w:type="dxa" w:w="2880"/>
+          </w:tcPr>
+          <w:p>
+            <w:r>
+              <w:t>10%</w:t>
+            </w:r>
+          </w:p>
+        </w:tc>
+        <w:tc>
+          <w:tcPr>
+            <w:tcW w:type="dxa" w:w="2880"/>
+          </w:tcPr>
+          <w:p>
+            <w:r>
+              <w:t>陪跑/咨询/培训/方案评审等服务形式匹配</w:t>
+            </w:r>
+          </w:p>
+        </w:tc>
+      </w:tr>
+      <w:tr>
+        <w:tc>
+          <w:tcPr>
+            <w:tcW w:type="dxa" w:w="2880"/>
+          </w:tcPr>
+          <w:p>
+            <w:r>
+              <w:t>地域时间</w:t>
+            </w:r>
+          </w:p>
+        </w:tc>
+        <w:tc>
+          <w:tcPr>
+            <w:tcW w:type="dxa" w:w="2880"/>
+          </w:tcPr>
+          <w:p>
+            <w:r>
+              <w:t>10%</w:t>
+            </w:r>
+          </w:p>
+        </w:tc>
+        <w:tc>
+          <w:tcPr>
+            <w:tcW w:type="dxa" w:w="2880"/>
+          </w:tcPr>
+          <w:p>
+            <w:r>
+              <w:t>城市、通勤、响应周期、项目时长匹配</w:t>
+            </w:r>
+          </w:p>
+        </w:tc>
+      </w:tr>
+    </w:tbl>
+    <w:p>
+      <w:r>
         <w:br/>
-        <w:t>概念引导型 → 方案设计型 → 原型开发型 → 系统集成型 → 可行性验证型 → 工艺优化型 → 标准制定型 → 量产准备型 → 模拟验证型 → 真实环境型 → 规模推广型 → 运营优化型 → 深度集成型 → 生态构建型 → 持续创新型</w:t>
+        <w:t>验证：前三维度权重 = 30% + 20% + 20% = 70% &gt; 66.67% ✅</w:t>
       </w:r>
     </w:p>
     <w:sectPr>

--- a/文档/产品/数字化运营方案-Linkedevery智能体中台建设方案-v3.docx
+++ b/文档/产品/数字化运营方案-Linkedevery智能体中台建设方案-v3.docx
@@ -114,7 +114,7 @@
         <w:pStyle w:val="ListNumber"/>
       </w:pPr>
       <w:r>
-        <w:t>五、企业需求四等级匹配模型（L1-L4）</w:t>
+        <w:t>五、COLLEAGUE.SKILL 双轨蒸馏与数字资产</w:t>
       </w:r>
     </w:p>
     <w:p>
@@ -122,7 +122,7 @@
         <w:pStyle w:val="ListNumber"/>
       </w:pPr>
       <w:r>
-        <w:t>六、COLLEAGUE.SKILL 双轨蒸馏与数字资产</w:t>
+        <w:t>六、实施：导师与企业供需匹配及商机转化功能模块</w:t>
       </w:r>
     </w:p>
     <w:p>
@@ -130,7 +130,7 @@
         <w:pStyle w:val="ListNumber"/>
       </w:pPr>
       <w:r>
-        <w:t>七、实施：导师与企业供需匹配及商机转化功能模块</w:t>
+        <w:t>七、定价模型与收入体系</w:t>
       </w:r>
     </w:p>
     <w:p>
@@ -138,7 +138,7 @@
         <w:pStyle w:val="ListNumber"/>
       </w:pPr>
       <w:r>
-        <w:t>八、定价模型与收入体系</w:t>
+        <w:t>八、分布式实现路径</w:t>
       </w:r>
     </w:p>
     <w:p>
@@ -146,7 +146,7 @@
         <w:pStyle w:val="ListNumber"/>
       </w:pPr>
       <w:r>
-        <w:t>九、分布式实现路径</w:t>
+        <w:t>九、导师画像与企业画像供需匹配模型</w:t>
       </w:r>
     </w:p>
     <w:p>
@@ -154,7 +154,7 @@
         <w:pStyle w:val="ListNumber"/>
       </w:pPr>
       <w:r>
-        <w:t>十、导师画像与企业画像供需匹配模型</w:t>
+        <w:t>十、数字资产沉淀与持续运营</w:t>
       </w:r>
     </w:p>
     <w:p>
@@ -162,7 +162,7 @@
         <w:pStyle w:val="ListNumber"/>
       </w:pPr>
       <w:r>
-        <w:t>十一、数字资产沉淀与持续运营</w:t>
+        <w:t>十一、配套落地支撑</w:t>
       </w:r>
     </w:p>
     <w:p>
@@ -170,7 +170,7 @@
         <w:pStyle w:val="ListNumber"/>
       </w:pPr>
       <w:r>
-        <w:t>十二、配套落地支撑</w:t>
+        <w:t>十二、分阶段实施路径</w:t>
       </w:r>
     </w:p>
     <w:p>
@@ -178,15 +178,7 @@
         <w:pStyle w:val="ListNumber"/>
       </w:pPr>
       <w:r>
-        <w:t>十三、分阶段实施路径</w:t>
-      </w:r>
-    </w:p>
-    <w:p>
-      <w:pPr>
-        <w:pStyle w:val="ListNumber"/>
-      </w:pPr>
-      <w:r>
-        <w:t>十四、风险评估与应对</w:t>
+        <w:t>十三、风险评估与应对</w:t>
       </w:r>
     </w:p>
     <w:p>
@@ -4573,10 +4565,7 @@
         <w:pStyle w:val="Heading1"/>
       </w:pPr>
       <w:r>
-        <w:rPr>
-          <w:color w:val="003366"/>
-        </w:rPr>
-        <w:t>六、COLLEAGUE.SKILL 双轨蒸馏与数字资产</w:t>
+        <w:t>五、COLLEAGUE.SKILL 双轨蒸馏与数字资产</w:t>
       </w:r>
     </w:p>
     <w:p>
@@ -5533,10 +5522,7 @@
         <w:pStyle w:val="Heading1"/>
       </w:pPr>
       <w:r>
-        <w:rPr>
-          <w:color w:val="003366"/>
-        </w:rPr>
-        <w:t>七、实施：导师与企业供需匹配及商机转化功能模块</w:t>
+        <w:t>六、实施：导师与企业供需匹配及商机转化功能模块</w:t>
       </w:r>
     </w:p>
     <w:p>
@@ -6064,10 +6050,7 @@
         <w:pStyle w:val="Heading1"/>
       </w:pPr>
       <w:r>
-        <w:rPr>
-          <w:color w:val="003366"/>
-        </w:rPr>
-        <w:t>八、定价模型与收入体系</w:t>
+        <w:t>七、定价模型与收入体系</w:t>
       </w:r>
     </w:p>
     <w:p>
@@ -7100,10 +7083,7 @@
         <w:pStyle w:val="Heading1"/>
       </w:pPr>
       <w:r>
-        <w:rPr>
-          <w:color w:val="003366"/>
-        </w:rPr>
-        <w:t>九、分布式实现路径</w:t>
+        <w:t>八、分布式实现路径</w:t>
       </w:r>
     </w:p>
     <w:p>
@@ -7336,10 +7316,7 @@
         <w:pStyle w:val="Heading1"/>
       </w:pPr>
       <w:r>
-        <w:rPr>
-          <w:color w:val="003366"/>
-        </w:rPr>
-        <w:t>十、导师画像与企业画像供需匹配模型</w:t>
+        <w:t>九、导师画像与企业画像供需匹配模型</w:t>
       </w:r>
     </w:p>
     <w:p>
@@ -8768,10 +8745,7 @@
         <w:pStyle w:val="Heading1"/>
       </w:pPr>
       <w:r>
-        <w:rPr>
-          <w:color w:val="003366"/>
-        </w:rPr>
-        <w:t>十一、数字资产沉淀与持续运营</w:t>
+        <w:t>十、数字资产沉淀与持续运营</w:t>
       </w:r>
     </w:p>
     <w:p>
@@ -8909,10 +8883,7 @@
         <w:pStyle w:val="Heading1"/>
       </w:pPr>
       <w:r>
-        <w:rPr>
-          <w:color w:val="003366"/>
-        </w:rPr>
-        <w:t>十二、配套落地支撑</w:t>
+        <w:t>十一、配套落地支撑</w:t>
       </w:r>
     </w:p>
     <w:p>
@@ -8973,10 +8944,7 @@
         <w:pStyle w:val="Heading1"/>
       </w:pPr>
       <w:r>
-        <w:rPr>
-          <w:color w:val="003366"/>
-        </w:rPr>
-        <w:t>十三、分阶段实施路径</w:t>
+        <w:t>十二、分阶段实施路径</w:t>
       </w:r>
     </w:p>
     <w:p>
@@ -9341,10 +9309,7 @@
         <w:pStyle w:val="Heading1"/>
       </w:pPr>
       <w:r>
-        <w:rPr>
-          <w:color w:val="003366"/>
-        </w:rPr>
-        <w:t>十四、风险评估与应对</w:t>
+        <w:t>十三、风险评估与应对</w:t>
       </w:r>
     </w:p>
     <w:tbl>
